--- a/DevOps/lab2/lab2.docx
+++ b/DevOps/lab2/lab2.docx
@@ -13,16 +13,6 @@
           <w:szCs w:val="24"/>
         </w:rPr>
       </w:pPr>
-      <w:r>
-        <w:rPr>
-          <w:rFonts w:ascii="Times New Roman" w:eastAsia="Calibri" w:hAnsi="Times New Roman" w:cs="Times New Roman"/>
-          <w:b/>
-          <w:bCs/>
-          <w:sz w:val="24"/>
-          <w:szCs w:val="24"/>
-        </w:rPr>
-        <w:t>вввв</w:t>
-      </w:r>
       <w:r>
         <w:rPr>
           <w:rFonts w:ascii="Times New Roman" w:eastAsia="Calibri" w:hAnsi="Times New Roman" w:cs="Times New Roman"/>
